--- a/LlamaStation_Technical_Documentation.docx
+++ b/LlamaStation_Technical_Documentation.docx
@@ -957,6 +957,64 @@
           </w:p>
         </w:tc>
       </w:tr>
+      <w:tr>
+        <w:tc>
+          <w:tcPr>
+            <w:tcW w:type="dxa" w:w="4680"/>
+            <w:tcBorders>
+              <w:top w:val="single" w:color="DDDDEE" w:sz="1"/>
+              <w:left w:val="single" w:color="DDDDEE" w:sz="1"/>
+              <w:bottom w:val="single" w:color="DDDDEE" w:sz="1"/>
+              <w:right w:val="single" w:color="DDDDEE" w:sz="1"/>
+            </w:tcBorders>
+            <w:shd w:fill="EEEEFF" w:val="clear"/>
+            <w:tcMar>
+              <w:top w:type="dxa" w:w="80"/>
+              <w:left w:type="dxa" w:w="140"/>
+              <w:bottom w:type="dxa" w:w="80"/>
+              <w:right w:type="dxa" w:w="140"/>
+            </w:tcMar>
+          </w:tcPr>
+          <w:p>
+            <w:r>
+              <w:rPr>
+                <w:rFonts w:ascii="Arial" w:cs="Arial" w:eastAsia="Arial" w:hAnsi="Arial"/>
+                <w:sz w:val="18"/>
+                <w:szCs w:val="18"/>
+              </w:rPr>
+              <w:t xml:space="preserve">llama.cpp (or fork)</w:t>
+            </w:r>
+          </w:p>
+        </w:tc>
+        <w:tc>
+          <w:tcPr>
+            <w:tcW w:type="dxa" w:w="4680"/>
+            <w:tcBorders>
+              <w:top w:val="single" w:color="DDDDEE" w:sz="1"/>
+              <w:left w:val="single" w:color="DDDDEE" w:sz="1"/>
+              <w:bottom w:val="single" w:color="DDDDEE" w:sz="1"/>
+              <w:right w:val="single" w:color="DDDDEE" w:sz="1"/>
+            </w:tcBorders>
+            <w:shd w:fill="F5F4FF" w:val="clear"/>
+            <w:tcMar>
+              <w:top w:type="dxa" w:w="80"/>
+              <w:left w:type="dxa" w:w="140"/>
+              <w:bottom w:type="dxa" w:w="80"/>
+              <w:right w:type="dxa" w:w="140"/>
+            </w:tcMar>
+          </w:tcPr>
+          <w:p>
+            <w:r>
+              <w:rPr>
+                <w:rFonts w:ascii="Arial" w:cs="Arial" w:eastAsia="Arial" w:hAnsi="Arial"/>
+                <w:sz w:val="18"/>
+                <w:szCs w:val="18"/>
+              </w:rPr>
+              <w:t xml:space="preserve">The inference engine. Installable directly from the app via the ⚡ sidebar button. Manual download: github.com/ggml-org/llama.cpp/releases</w:t>
+            </w:r>
+          </w:p>
+        </w:tc>
+      </w:tr>
     </w:tbl>
     <w:p>
       <w:pPr>
@@ -1352,6 +1410,62 @@
           <w:szCs w:val="18"/>
         </w:rPr>
         <w:t xml:space="preserve">Headless mode automatically reads the saved profile for that model (gpu_layers, ctx_size, KV cache, etc.) — no reconfiguration needed.</w:t>
+      </w:r>
+    </w:p>
+    <w:p>
+      <w:pPr>
+        <w:pStyle w:val="Heading2"/>
+        <w:spacing w:after="120" w:before="240"/>
+      </w:pPr>
+      <w:r>
+        <w:rPr>
+          <w:rFonts w:ascii="Arial" w:cs="Arial" w:eastAsia="Arial" w:hAnsi="Arial"/>
+          <w:b/>
+          <w:bCs/>
+          <w:sz w:val="24"/>
+          <w:szCs w:val="24"/>
+        </w:rPr>
+        <w:t xml:space="preserve">3.5 Install llama.cpp and TurboQuant</w:t>
+      </w:r>
+    </w:p>
+    <w:p>
+      <w:pPr>
+        <w:spacing w:after="60" w:before="60"/>
+      </w:pPr>
+      <w:r>
+        <w:rPr>
+          <w:rFonts w:ascii="Arial" w:cs="Arial" w:eastAsia="Arial" w:hAnsi="Arial"/>
+          <w:sz w:val="20"/>
+          <w:szCs w:val="20"/>
+        </w:rPr>
+        <w:t xml:space="preserve">You do not need to download llama.cpp manually. LlamaStation includes a built-in installer for each configured backend. At the bottom of the sidebar you will find one update button per backend (⚡ llama.cpp oficial and 🔬 TurboQuant (TheTom)). On first run these buttons act as installers.</w:t>
+      </w:r>
+    </w:p>
+    <w:p>
+      <w:pPr>
+        <w:spacing w:after="60" w:before="60"/>
+      </w:pPr>
+      <w:r>
+        <w:rPr>
+          <w:rFonts w:ascii="Arial" w:cs="Arial" w:eastAsia="Arial" w:hAnsi="Arial"/>
+          <w:sz w:val="20"/>
+          <w:szCs w:val="20"/>
+        </w:rPr>
+        <w:t xml:space="preserve">Click the button for the backend you want. The app will detect your CUDA version automatically, download the correct zip from GitHub, and install it to C:\llama.cpp or C:\llama-turboquant. On subsequent launches, the button turns yellow if a newer release is available.</w:t>
+      </w:r>
+    </w:p>
+    <w:p>
+      <w:pPr>
+        <w:spacing w:after="60" w:before="60"/>
+      </w:pPr>
+      <w:r>
+        <w:rPr>
+          <w:rFonts w:ascii="Arial" w:cs="Arial" w:eastAsia="Arial" w:hAnsi="Arial"/>
+          <w:i/>
+          <w:sz w:val="20"/>
+          <w:szCs w:val="20"/>
+        </w:rPr>
+        <w:t xml:space="preserve">If you prefer to install manually, download llama-server.exe from github.com/ggml-org/llama.cpp/releases and point the Server tab to its path.</w:t>
       </w:r>
     </w:p>
     <w:p>

--- a/LlamaStation_Technical_Documentation.docx
+++ b/LlamaStation_Technical_Documentation.docx
@@ -218,7 +218,7 @@
                 <w:sz w:val="18"/>
                 <w:szCs w:val="18"/>
               </w:rPr>
-              <w:t xml:space="preserve">llama_gui.py</w:t>
+              <w:t xml:space="preserve">llamastation.py</w:t>
             </w:r>
           </w:p>
         </w:tc>
@@ -276,7 +276,7 @@
                 <w:sz w:val="18"/>
                 <w:szCs w:val="18"/>
               </w:rPr>
-              <w:t xml:space="preserve">llamaforge_downloader.py</w:t>
+              <w:t xml:space="preserve">llamastation_downloader.py</w:t>
             </w:r>
           </w:p>
         </w:tc>
@@ -334,7 +334,7 @@
                 <w:sz w:val="18"/>
                 <w:szCs w:val="18"/>
               </w:rPr>
-              <w:t xml:space="preserve">llamaforge_i18n.py</w:t>
+              <w:t xml:space="preserve">llamastation_i18n.py</w:t>
             </w:r>
           </w:p>
         </w:tc>
@@ -508,7 +508,7 @@
                 <w:sz w:val="18"/>
                 <w:szCs w:val="18"/>
               </w:rPr>
-              <w:t xml:space="preserve">llamaforge_profiles.json</w:t>
+              <w:t xml:space="preserve">llamastation_profiles.json</w:t>
             </w:r>
           </w:p>
         </w:tc>
@@ -566,7 +566,7 @@
                 <w:sz w:val="18"/>
                 <w:szCs w:val="18"/>
               </w:rPr>
-              <w:t xml:space="preserve">llamaforge_settings.json</w:t>
+              <w:t xml:space="preserve">llamastation_settings.json</w:t>
             </w:r>
           </w:p>
         </w:tc>
@@ -836,7 +836,7 @@
                 <w:sz w:val="18"/>
                 <w:szCs w:val="18"/>
               </w:rPr>
-              <w:t xml:space="preserve">Required to run llama_gui.py. Recommended: 3.11 or 3.12.</w:t>
+              <w:t xml:space="preserve">Required to run llamastation.py. Recommended: 3.11 or 3.12.</w:t>
             </w:r>
           </w:p>
         </w:tc>
@@ -1269,7 +1269,7 @@
           <w:sz w:val="18"/>
           <w:szCs w:val="18"/>
         </w:rPr>
-        <w:t xml:space="preserve">py llama_gui.py</w:t>
+        <w:t xml:space="preserve">py llamastation.py</w:t>
       </w:r>
     </w:p>
     <w:p>
@@ -1329,7 +1329,7 @@
           <w:sz w:val="18"/>
           <w:szCs w:val="18"/>
         </w:rPr>
-        <w:t xml:space="preserve">py llama_gui.py --no-gui</w:t>
+        <w:t xml:space="preserve">py llamastation.py --no-gui</w:t>
       </w:r>
     </w:p>
     <w:p>
@@ -1374,7 +1374,7 @@
           <w:sz w:val="18"/>
           <w:szCs w:val="18"/>
         </w:rPr>
-        <w:t xml:space="preserve">py llama_gui.py --no-gui --model C:\models\qwen3.gguf</w:t>
+        <w:t xml:space="preserve">py llamastation.py --no-gui --model C:\models\qwen3.gguf</w:t>
       </w:r>
     </w:p>
     <w:p>
@@ -1389,7 +1389,7 @@
           <w:sz w:val="18"/>
           <w:szCs w:val="18"/>
         </w:rPr>
-        <w:t xml:space="preserve">py llama_gui.py --no-gui --model C:\models\qwen3.gguf --port 8081</w:t>
+        <w:t xml:space="preserve">py llamastation.py --no-gui --model C:\models\qwen3.gguf --port 8081</w:t>
       </w:r>
     </w:p>
     <w:p>
@@ -1601,7 +1601,7 @@
                 <w:sz w:val="18"/>
                 <w:szCs w:val="18"/>
               </w:rPr>
-              <w:t xml:space="preserve">llama_gui.py</w:t>
+              <w:t xml:space="preserve">llamastation.py</w:t>
             </w:r>
           </w:p>
         </w:tc>
@@ -1659,7 +1659,7 @@
                 <w:sz w:val="18"/>
                 <w:szCs w:val="18"/>
               </w:rPr>
-              <w:t xml:space="preserve">llamaforge_downloader.py</w:t>
+              <w:t xml:space="preserve">llamastation_downloader.py</w:t>
             </w:r>
           </w:p>
         </w:tc>
@@ -1717,7 +1717,7 @@
                 <w:sz w:val="18"/>
                 <w:szCs w:val="18"/>
               </w:rPr>
-              <w:t xml:space="preserve">llamaforge_i18n.py</w:t>
+              <w:t xml:space="preserve">llamastation_i18n.py</w:t>
             </w:r>
           </w:p>
         </w:tc>
@@ -1891,7 +1891,7 @@
                 <w:sz w:val="18"/>
                 <w:szCs w:val="18"/>
               </w:rPr>
-              <w:t xml:space="preserve">llamaforge_profiles.json</w:t>
+              <w:t xml:space="preserve">llamastation_profiles.json</w:t>
             </w:r>
           </w:p>
         </w:tc>
@@ -1949,7 +1949,7 @@
                 <w:sz w:val="18"/>
                 <w:szCs w:val="18"/>
               </w:rPr>
-              <w:t xml:space="preserve">llamaforge_settings.json</w:t>
+              <w:t xml:space="preserve">llamastation_settings.json</w:t>
             </w:r>
           </w:p>
         </w:tc>
@@ -2050,7 +2050,7 @@
           <w:sz w:val="20"/>
           <w:szCs w:val="20"/>
         </w:rPr>
-        <w:t xml:space="preserve">• ES/EN language toggle — extensible via llamaforge_i18n.py</w:t>
+        <w:t xml:space="preserve">• ES/EN language toggle — extensible via llamastation_i18n.py</w:t>
       </w:r>
     </w:p>
     <w:p>
@@ -2718,7 +2718,7 @@
           <w:sz w:val="20"/>
           <w:szCs w:val="20"/>
         </w:rPr>
-        <w:t xml:space="preserve">Edit the BACKENDS dictionary in llama_gui.py:</w:t>
+        <w:t xml:space="preserve">Edit the BACKENDS dictionary in llamastation.py:</w:t>
       </w:r>
     </w:p>
     <w:p>
@@ -2844,7 +2844,7 @@
           <w:sz w:val="20"/>
           <w:szCs w:val="20"/>
         </w:rPr>
-        <w:t xml:space="preserve">LlamaStation automatically saves each model's parameters in llamaforge_profiles.json. The key is the absolute path to the .gguf file. Headless mode uses this same file to start with the correct configuration without opening the GUI.</w:t>
+        <w:t xml:space="preserve">LlamaStation automatically saves each model's parameters in llamastation_profiles.json. The key is the absolute path to the .gguf file. Headless mode uses this same file to start with the correct configuration without opening the GUI.</w:t>
       </w:r>
     </w:p>
     <w:p>
@@ -5635,7 +5635,7 @@
           <w:sz w:val="20"/>
           <w:szCs w:val="20"/>
         </w:rPr>
-        <w:t xml:space="preserve">All UI strings are in llamaforge_i18n.py. The app includes ES and EN. To add a new language:</w:t>
+        <w:t xml:space="preserve">All UI strings are in llamastation_i18n.py. The app includes ES and EN. To add a new language:</w:t>
       </w:r>
     </w:p>
     <w:p>
@@ -5649,7 +5649,7 @@
           <w:sz w:val="20"/>
           <w:szCs w:val="20"/>
         </w:rPr>
-        <w:t xml:space="preserve">• Open llamaforge_i18n.py</w:t>
+        <w:t xml:space="preserve">• Open llamastation_i18n.py</w:t>
       </w:r>
     </w:p>
     <w:p>
@@ -5705,7 +5705,7 @@
           <w:sz w:val="20"/>
           <w:szCs w:val="20"/>
         </w:rPr>
-        <w:t xml:space="preserve">• Open a PR on GitHub — no need to touch llama_gui.py</w:t>
+        <w:t xml:space="preserve">• Open a PR on GitHub — no need to touch llamastation.py</w:t>
       </w:r>
     </w:p>
     <w:p>

--- a/LlamaStation_Technical_Documentation.docx
+++ b/LlamaStation_Technical_Documentation.docx
@@ -31,7 +31,7 @@
           <w:sz w:val="24"/>
           <w:szCs w:val="24"/>
         </w:rPr>
-        <w:t xml:space="preserve">Technical Documentation  •  v2.3.0</w:t>
+        <w:t>Technical Documentation  •  v0.9</w:t>
       </w:r>
     </w:p>
     <w:p>
@@ -2312,6 +2312,16 @@
       </w:r>
     </w:p>
     <w:p>
+      <w:r>
+        <w:t>• Server Watchdog — detects unexpected crashes (OOM, etc.) and auto-relaunches after 5 seconds. Configurable toggle in the Server tab.</w:t>
+      </w:r>
+    </w:p>
+    <w:p>
+      <w:r>
+        <w:t>• Backup cleanup — each llama.cpp update creates a backup. The Server tab shows total backup size and lets you delete all at once.</w:t>
+      </w:r>
+    </w:p>
+    <w:p>
       <w:pPr>
         <w:pStyle w:val="Heading2"/>
         <w:spacing w:after="120" w:before="280"/>
@@ -2340,6 +2350,56 @@
           <w:szCs w:val="20"/>
         </w:rPr>
         <w:t xml:space="preserve">• API Docs tab with copy-ready curl and Python examples</w:t>
+      </w:r>
+    </w:p>
+    <w:p>
+      <w:r>
+        <w:t>Voice Mode</w:t>
+      </w:r>
+    </w:p>
+    <w:p>
+      <w:r>
+        <w:t>• Push-to-talk and always-listening modes integrated in the main chat</w:t>
+      </w:r>
+    </w:p>
+    <w:p>
+      <w:r>
+        <w:t>• Voice cloning via XTTS v2 — record 12 seconds of any voice or import a clip</w:t>
+      </w:r>
+    </w:p>
+    <w:p>
+      <w:r>
+        <w:t>• Speech recognition via faster-whisper (tiny/base/small/medium/large-v3)</w:t>
+      </w:r>
+    </w:p>
+    <w:p>
+      <w:r>
+        <w:t>• 14 languages supported (es, en, fr, de, it, pt, pl, nl, cs, ar, zh-cn, ja, hu, ko)</w:t>
+      </w:r>
+    </w:p>
+    <w:p>
+      <w:r>
+        <w:t>• Adjustable speech speed (0.5x – 2.0x)</w:t>
+      </w:r>
+    </w:p>
+    <w:p>
+      <w:r>
+        <w:t>• CUDA or CPU for XTTS — selectable in the Voice tab</w:t>
+      </w:r>
+    </w:p>
+    <w:p>
+      <w:r>
+        <w:t>• Voice replies only when the user spoke — typed messages stay text-only</w:t>
+      </w:r>
+    </w:p>
+    <w:p>
+      <w:r>
+        <w:t>• Automatic cleanup of &lt;think&gt; tags before TTS</w:t>
+      </w:r>
+    </w:p>
+    <w:p>
+      <w:r>
+        <w:t>• Optional dependencies: pip install coqui-tts faster-whisper sounddevice soundfile scipy pydub</w:t>
       </w:r>
     </w:p>
     <w:p>
@@ -2682,6 +2742,94 @@
           </w:p>
         </w:tc>
       </w:tr>
+      <w:tr>
+        <w:tc>
+          <w:tcPr>
+            <w:tcW w:type="dxa" w:w="3120"/>
+          </w:tcPr>
+          <w:p>
+            <w:r>
+              <w:rPr>
+                <w:rFonts w:ascii="Consolas" w:hAnsi="Consolas"/>
+                <w:sz w:val="18"/>
+              </w:rPr>
+              <w:t>⚛️ AtomicChat (TurboQuant + MTP)</w:t>
+            </w:r>
+          </w:p>
+        </w:tc>
+        <w:tc>
+          <w:tcPr>
+            <w:tcW w:type="dxa" w:w="3120"/>
+          </w:tcPr>
+          <w:p>
+            <w:r>
+              <w:rPr>
+                <w:rFonts w:ascii="Consolas" w:hAnsi="Consolas"/>
+                <w:sz w:val="18"/>
+              </w:rPr>
+              <w:t>C:\llama-atomic\llama-server.exe</w:t>
+            </w:r>
+          </w:p>
+        </w:tc>
+        <w:tc>
+          <w:tcPr>
+            <w:tcW w:type="dxa" w:w="3120"/>
+          </w:tcPr>
+          <w:p>
+            <w:r>
+              <w:rPr>
+                <w:rFonts w:ascii="Consolas" w:hAnsi="Consolas"/>
+                <w:sz w:val="18"/>
+              </w:rPr>
+              <w:t>TurboQuant KV cache + NextN speculative decoding (native MTP for Qwen3.x). Combines long context and high speed.</w:t>
+            </w:r>
+          </w:p>
+        </w:tc>
+      </w:tr>
+      <w:tr>
+        <w:tc>
+          <w:tcPr>
+            <w:tcW w:type="dxa" w:w="3120"/>
+          </w:tcPr>
+          <w:p>
+            <w:r>
+              <w:rPr>
+                <w:rFonts w:ascii="Consolas" w:hAnsi="Consolas"/>
+                <w:sz w:val="18"/>
+              </w:rPr>
+              <w:t>🐝 BeeLlama (DFlash + TurboQuant)</w:t>
+            </w:r>
+          </w:p>
+        </w:tc>
+        <w:tc>
+          <w:tcPr>
+            <w:tcW w:type="dxa" w:w="3120"/>
+          </w:tcPr>
+          <w:p>
+            <w:r>
+              <w:rPr>
+                <w:rFonts w:ascii="Consolas" w:hAnsi="Consolas"/>
+                <w:sz w:val="18"/>
+              </w:rPr>
+              <w:t>C:\llama-bee\llama-server.exe</w:t>
+            </w:r>
+          </w:p>
+        </w:tc>
+        <w:tc>
+          <w:tcPr>
+            <w:tcW w:type="dxa" w:w="3120"/>
+          </w:tcPr>
+          <w:p>
+            <w:r>
+              <w:rPr>
+                <w:rFonts w:ascii="Consolas" w:hAnsi="Consolas"/>
+                <w:sz w:val="18"/>
+              </w:rPr>
+              <w:t>TurboQuant KV cache + DFlash speculative decoding. Experimental.</w:t>
+            </w:r>
+          </w:p>
+        </w:tc>
+      </w:tr>
     </w:tbl>
     <w:p>
       <w:pPr>
@@ -2807,6 +2955,51 @@
           <w:szCs w:val="20"/>
         </w:rPr>
         <w:t xml:space="preserve">Restart the app. The new backend will appear in the sidebar selector.</w:t>
+      </w:r>
+    </w:p>
+    <w:p>
+      <w:r>
+        <w:t>6.1 Multi-Token Prediction (MTP)</w:t>
+      </w:r>
+    </w:p>
+    <w:p>
+      <w:r>
+        <w:t>MTP predicts multiple tokens per inference step, increasing generation speed without changing model quality. Requires a special MTP GGUF (e.g. Qwen3.6-27B-Q4_K_M-mtp.gguf from froggeric on HuggingFace).</w:t>
+      </w:r>
+    </w:p>
+    <w:p>
+      <w:r>
+        <w:t>Backend compatibility:</w:t>
+      </w:r>
+    </w:p>
+    <w:p>
+      <w:r>
+        <w:t>✓ Official llama.cpp (--spec-type draft-mtp since PR #22673, May 2026)</w:t>
+      </w:r>
+    </w:p>
+    <w:p>
+      <w:r>
+        <w:t>✓ AtomicChat (--spec-type nextn with the same GGUF as --model-draft)</w:t>
+      </w:r>
+    </w:p>
+    <w:p>
+      <w:r>
+        <w:t>✗ TurboQuant — not compatible</w:t>
+      </w:r>
+    </w:p>
+    <w:p>
+      <w:r>
+        <w:t>✗ BeeLlama — uses its own DFlash</w:t>
+      </w:r>
+    </w:p>
+    <w:p>
+      <w:r>
+        <w:t>Activation: In the model load dialog, enable the "Enable MTP" toggle and adjust spec-draft-n-max (recommended: 3-6). If the toggle does not work with your backend, use the Extra Arguments field with the flags manually.</w:t>
+      </w:r>
+    </w:p>
+    <w:p>
+      <w:r>
+        <w:t>Benchmark on dual RTX 3060 with Qwen3.6 27B Q4_K_M + AtomicChat + 177k context: ~29 tok/s at start, ~22 tok/s on long responses (vs ~17 tok/s without MTP).</w:t>
       </w:r>
     </w:p>
     <w:p>
@@ -5905,7 +6098,7 @@
           <w:sz w:val="16"/>
           <w:szCs w:val="16"/>
         </w:rPr>
-        <w:t xml:space="preserve">LlamaStation v2.3.0  —  Technical Documentation</w:t>
+        <w:t>LlamaStation v0.9  —  Technical Documentation</w:t>
       </w:r>
     </w:p>
     <w:p>
@@ -5920,7 +6113,7 @@
           <w:sz w:val="16"/>
           <w:szCs w:val="16"/>
         </w:rPr>
-        <w:t xml:space="preserve">github.com/tu-usuario/llamastation</w:t>
+        <w:t>github.com/vico-png/llamastation</w:t>
       </w:r>
     </w:p>
     <w:sectPr>
